--- a/storage/word_templates/BARANGAY_RESIDENCY_TEMPLATE.docx
+++ b/storage/word_templates/BARANGAY_RESIDENCY_TEMPLATE.docx
@@ -1508,6 +1508,7 @@
     <w:qFormat/>
     <w:pPr>
       <w:widowControl/>
+      <w:suppressAutoHyphens w:val="true"/>
       <w:bidi w:val="0"/>
       <w:spacing w:lineRule="auto" w:line="276" w:before="0" w:after="200"/>
       <w:jc w:val="left"/>
@@ -1678,6 +1679,7 @@
     <w:qFormat/>
     <w:pPr>
       <w:widowControl/>
+      <w:suppressAutoHyphens w:val="true"/>
       <w:bidi w:val="0"/>
       <w:spacing w:before="0" w:after="0"/>
       <w:jc w:val="left"/>
